--- a/telaah-pt-rata-makmur/Kajian_Cessie_dan_Pengamanan_Lapangan_PT_Rata_Makmur.docx
+++ b/telaah-pt-rata-makmur/Kajian_Cessie_dan_Pengamanan_Lapangan_PT_Rata_Makmur.docx
@@ -1789,7 +1789,7 @@
           <w:sz w:val="22"/>
           <w:szCs w:val="22"/>
         </w:rPr>
-        <w:t xml:space="preserve">Gugatan pembatalan perbuatan Debitor (_actio pauliana_) atas pembagian aset 2021.</w:t>
+        <w:t xml:space="preserve">Gugatan pembatalan perbuatan Debitor (actio pauliana) atas pembagian aset 2021.</w:t>
       </w:r>
       <w:r>
         <w:rPr>
